--- a/ЛР1/Слободянюк_ІН-403_Лаб_1.docx
+++ b/ЛР1/Слободянюк_ІН-403_Лаб_1.docx
@@ -373,7 +373,6 @@
         <w:rPr>
           <w:color w:val="000000" w:themeColor="text1"/>
           <w:szCs w:val="28"/>
-          <w:lang w:val="ru-RU"/>
         </w:rPr>
       </w:pPr>
     </w:p>
@@ -383,7 +382,6 @@
         <w:rPr>
           <w:color w:val="000000" w:themeColor="text1"/>
           <w:szCs w:val="28"/>
-          <w:lang w:val="ru-RU"/>
         </w:rPr>
       </w:pPr>
     </w:p>
@@ -393,7 +391,6 @@
         <w:rPr>
           <w:color w:val="000000" w:themeColor="text1"/>
           <w:szCs w:val="28"/>
-          <w:lang w:val="ru-RU"/>
         </w:rPr>
       </w:pPr>
     </w:p>
@@ -403,7 +400,6 @@
         <w:rPr>
           <w:color w:val="000000" w:themeColor="text1"/>
           <w:szCs w:val="28"/>
-          <w:lang w:val="ru-RU"/>
         </w:rPr>
       </w:pPr>
     </w:p>
@@ -428,7 +424,6 @@
           <w:color w:val="000000" w:themeColor="text1"/>
           <w:sz w:val="28"/>
           <w:szCs w:val="28"/>
-          <w:lang w:val="ru-RU"/>
         </w:rPr>
         <w:t>–</w:t>
       </w:r>
@@ -445,7 +440,6 @@
           <w:color w:val="000000" w:themeColor="text1"/>
           <w:sz w:val="28"/>
           <w:szCs w:val="28"/>
-          <w:lang w:val="ru-RU"/>
         </w:rPr>
         <w:t>6</w:t>
       </w:r>
@@ -947,12 +941,6 @@
         <w:gridCol w:w="1800"/>
       </w:tblGrid>
       <w:tr>
-        <w:tblPrEx>
-          <w:tblCellMar>
-            <w:top w:w="0" w:type="dxa"/>
-            <w:bottom w:w="0" w:type="dxa"/>
-          </w:tblCellMar>
-        </w:tblPrEx>
         <w:tc>
           <w:tcPr>
             <w:tcW w:w="1800" w:type="dxa"/>
@@ -1095,12 +1083,6 @@
         </w:tc>
       </w:tr>
       <w:tr>
-        <w:tblPrEx>
-          <w:tblCellMar>
-            <w:top w:w="0" w:type="dxa"/>
-            <w:bottom w:w="0" w:type="dxa"/>
-          </w:tblCellMar>
-        </w:tblPrEx>
         <w:tc>
           <w:tcPr>
             <w:tcW w:w="1800" w:type="dxa"/>
@@ -1235,12 +1217,6 @@
         </w:tc>
       </w:tr>
       <w:tr>
-        <w:tblPrEx>
-          <w:tblCellMar>
-            <w:top w:w="0" w:type="dxa"/>
-            <w:bottom w:w="0" w:type="dxa"/>
-          </w:tblCellMar>
-        </w:tblPrEx>
         <w:tc>
           <w:tcPr>
             <w:tcW w:w="1800" w:type="dxa"/>
@@ -1371,12 +1347,6 @@
         </w:tc>
       </w:tr>
       <w:tr>
-        <w:tblPrEx>
-          <w:tblCellMar>
-            <w:top w:w="0" w:type="dxa"/>
-            <w:bottom w:w="0" w:type="dxa"/>
-          </w:tblCellMar>
-        </w:tblPrEx>
         <w:tc>
           <w:tcPr>
             <w:tcW w:w="1800" w:type="dxa"/>
@@ -1511,12 +1481,6 @@
         </w:tc>
       </w:tr>
       <w:tr>
-        <w:tblPrEx>
-          <w:tblCellMar>
-            <w:top w:w="0" w:type="dxa"/>
-            <w:bottom w:w="0" w:type="dxa"/>
-          </w:tblCellMar>
-        </w:tblPrEx>
         <w:tc>
           <w:tcPr>
             <w:tcW w:w="1800" w:type="dxa"/>
@@ -1851,12 +1815,6 @@
         <w:gridCol w:w="1800"/>
       </w:tblGrid>
       <w:tr>
-        <w:tblPrEx>
-          <w:tblCellMar>
-            <w:top w:w="0" w:type="dxa"/>
-            <w:bottom w:w="0" w:type="dxa"/>
-          </w:tblCellMar>
-        </w:tblPrEx>
         <w:tc>
           <w:tcPr>
             <w:tcW w:w="1800" w:type="dxa"/>
@@ -1999,12 +1957,6 @@
         </w:tc>
       </w:tr>
       <w:tr>
-        <w:tblPrEx>
-          <w:tblCellMar>
-            <w:top w:w="0" w:type="dxa"/>
-            <w:bottom w:w="0" w:type="dxa"/>
-          </w:tblCellMar>
-        </w:tblPrEx>
         <w:tc>
           <w:tcPr>
             <w:tcW w:w="1800" w:type="dxa"/>
@@ -2139,12 +2091,6 @@
         </w:tc>
       </w:tr>
       <w:tr>
-        <w:tblPrEx>
-          <w:tblCellMar>
-            <w:top w:w="0" w:type="dxa"/>
-            <w:bottom w:w="0" w:type="dxa"/>
-          </w:tblCellMar>
-        </w:tblPrEx>
         <w:tc>
           <w:tcPr>
             <w:tcW w:w="1800" w:type="dxa"/>
@@ -2275,12 +2221,6 @@
         </w:tc>
       </w:tr>
       <w:tr>
-        <w:tblPrEx>
-          <w:tblCellMar>
-            <w:top w:w="0" w:type="dxa"/>
-            <w:bottom w:w="0" w:type="dxa"/>
-          </w:tblCellMar>
-        </w:tblPrEx>
         <w:tc>
           <w:tcPr>
             <w:tcW w:w="1800" w:type="dxa"/>
@@ -2415,12 +2355,6 @@
         </w:tc>
       </w:tr>
       <w:tr>
-        <w:tblPrEx>
-          <w:tblCellMar>
-            <w:top w:w="0" w:type="dxa"/>
-            <w:bottom w:w="0" w:type="dxa"/>
-          </w:tblCellMar>
-        </w:tblPrEx>
         <w:tc>
           <w:tcPr>
             <w:tcW w:w="1800" w:type="dxa"/>
@@ -2758,12 +2692,6 @@
         <w:gridCol w:w="1500"/>
       </w:tblGrid>
       <w:tr>
-        <w:tblPrEx>
-          <w:tblCellMar>
-            <w:top w:w="0" w:type="dxa"/>
-            <w:bottom w:w="0" w:type="dxa"/>
-          </w:tblCellMar>
-        </w:tblPrEx>
         <w:tc>
           <w:tcPr>
             <w:tcW w:w="1500" w:type="dxa"/>
@@ -2976,12 +2904,6 @@
         </w:tc>
       </w:tr>
       <w:tr>
-        <w:tblPrEx>
-          <w:tblCellMar>
-            <w:top w:w="0" w:type="dxa"/>
-            <w:bottom w:w="0" w:type="dxa"/>
-          </w:tblCellMar>
-        </w:tblPrEx>
         <w:tc>
           <w:tcPr>
             <w:tcW w:w="1500" w:type="dxa"/>
@@ -3182,12 +3104,6 @@
         </w:tc>
       </w:tr>
       <w:tr>
-        <w:tblPrEx>
-          <w:tblCellMar>
-            <w:top w:w="0" w:type="dxa"/>
-            <w:bottom w:w="0" w:type="dxa"/>
-          </w:tblCellMar>
-        </w:tblPrEx>
         <w:tc>
           <w:tcPr>
             <w:tcW w:w="1500" w:type="dxa"/>
@@ -3382,12 +3298,6 @@
         </w:tc>
       </w:tr>
       <w:tr>
-        <w:tblPrEx>
-          <w:tblCellMar>
-            <w:top w:w="0" w:type="dxa"/>
-            <w:bottom w:w="0" w:type="dxa"/>
-          </w:tblCellMar>
-        </w:tblPrEx>
         <w:tc>
           <w:tcPr>
             <w:tcW w:w="1500" w:type="dxa"/>
@@ -3588,12 +3498,6 @@
         </w:tc>
       </w:tr>
       <w:tr>
-        <w:tblPrEx>
-          <w:tblCellMar>
-            <w:top w:w="0" w:type="dxa"/>
-            <w:bottom w:w="0" w:type="dxa"/>
-          </w:tblCellMar>
-        </w:tblPrEx>
         <w:tc>
           <w:tcPr>
             <w:tcW w:w="1500" w:type="dxa"/>
@@ -4434,12 +4338,6 @@
         <w:gridCol w:w="1400"/>
       </w:tblGrid>
       <w:tr>
-        <w:tblPrEx>
-          <w:tblCellMar>
-            <w:top w:w="0" w:type="dxa"/>
-            <w:bottom w:w="0" w:type="dxa"/>
-          </w:tblCellMar>
-        </w:tblPrEx>
         <w:tc>
           <w:tcPr>
             <w:tcW w:w="1400" w:type="dxa"/>
@@ -4652,12 +4550,6 @@
         </w:tc>
       </w:tr>
       <w:tr>
-        <w:tblPrEx>
-          <w:tblCellMar>
-            <w:top w:w="0" w:type="dxa"/>
-            <w:bottom w:w="0" w:type="dxa"/>
-          </w:tblCellMar>
-        </w:tblPrEx>
         <w:tc>
           <w:tcPr>
             <w:tcW w:w="1400" w:type="dxa"/>
@@ -4860,12 +4752,6 @@
         </w:tc>
       </w:tr>
       <w:tr>
-        <w:tblPrEx>
-          <w:tblCellMar>
-            <w:top w:w="0" w:type="dxa"/>
-            <w:bottom w:w="0" w:type="dxa"/>
-          </w:tblCellMar>
-        </w:tblPrEx>
         <w:tc>
           <w:tcPr>
             <w:tcW w:w="1400" w:type="dxa"/>
@@ -5062,12 +4948,6 @@
         </w:tc>
       </w:tr>
       <w:tr>
-        <w:tblPrEx>
-          <w:tblCellMar>
-            <w:top w:w="0" w:type="dxa"/>
-            <w:bottom w:w="0" w:type="dxa"/>
-          </w:tblCellMar>
-        </w:tblPrEx>
         <w:tc>
           <w:tcPr>
             <w:tcW w:w="1400" w:type="dxa"/>
@@ -5270,12 +5150,6 @@
         </w:tc>
       </w:tr>
       <w:tr>
-        <w:tblPrEx>
-          <w:tblCellMar>
-            <w:top w:w="0" w:type="dxa"/>
-            <w:bottom w:w="0" w:type="dxa"/>
-          </w:tblCellMar>
-        </w:tblPrEx>
         <w:tc>
           <w:tcPr>
             <w:tcW w:w="1400" w:type="dxa"/>
@@ -5475,11 +5349,53 @@
     <w:p>
       <w:pPr>
         <w:spacing w:before="80" w:after="80" w:line="360" w:lineRule="auto"/>
-        <w:jc w:val="both"/>
-        <w:rPr>
-          <w:color w:val="000000" w:themeColor="text1"/>
-        </w:rPr>
-      </w:pPr>
+        <w:jc w:val="center"/>
+        <w:rPr>
+          <w:color w:val="000000" w:themeColor="text1"/>
+        </w:rPr>
+      </w:pPr>
+      <w:r>
+        <w:rPr>
+          <w:noProof/>
+          <w:color w:val="000000" w:themeColor="text1"/>
+        </w:rPr>
+        <w:lastRenderedPageBreak/>
+        <w:drawing>
+          <wp:inline distT="0" distB="0" distL="0" distR="0" wp14:anchorId="61FB5562" wp14:editId="0207820C">
+            <wp:extent cx="2314898" cy="1209844"/>
+            <wp:effectExtent l="0" t="0" r="9525" b="9525"/>
+            <wp:docPr id="827159404" name="Рисунок 1"/>
+            <wp:cNvGraphicFramePr>
+              <a:graphicFrameLocks xmlns:a="http://schemas.openxmlformats.org/drawingml/2006/main" noChangeAspect="1"/>
+            </wp:cNvGraphicFramePr>
+            <a:graphic xmlns:a="http://schemas.openxmlformats.org/drawingml/2006/main">
+              <a:graphicData uri="http://schemas.openxmlformats.org/drawingml/2006/picture">
+                <pic:pic xmlns:pic="http://schemas.openxmlformats.org/drawingml/2006/picture">
+                  <pic:nvPicPr>
+                    <pic:cNvPr id="827159404" name=""/>
+                    <pic:cNvPicPr/>
+                  </pic:nvPicPr>
+                  <pic:blipFill>
+                    <a:blip r:embed="rId5"/>
+                    <a:stretch>
+                      <a:fillRect/>
+                    </a:stretch>
+                  </pic:blipFill>
+                  <pic:spPr>
+                    <a:xfrm>
+                      <a:off x="0" y="0"/>
+                      <a:ext cx="2314898" cy="1209844"/>
+                    </a:xfrm>
+                    <a:prstGeom prst="rect">
+                      <a:avLst/>
+                    </a:prstGeom>
+                  </pic:spPr>
+                </pic:pic>
+              </a:graphicData>
+            </a:graphic>
+          </wp:inline>
+        </w:drawing>
+      </w:r>
     </w:p>
     <w:p>
       <w:pPr>
@@ -5514,7 +5430,6 @@
           <w:sz w:val="28"/>
           <w:szCs w:val="28"/>
         </w:rPr>
-        <w:lastRenderedPageBreak/>
         <w:t>3. Виконання завдання №2</w:t>
       </w:r>
     </w:p>
@@ -5879,12 +5794,6 @@
         <w:gridCol w:w="2430"/>
       </w:tblGrid>
       <w:tr>
-        <w:tblPrEx>
-          <w:tblCellMar>
-            <w:top w:w="0" w:type="dxa"/>
-            <w:bottom w:w="0" w:type="dxa"/>
-          </w:tblCellMar>
-        </w:tblPrEx>
         <w:tc>
           <w:tcPr>
             <w:tcW w:w="1906" w:type="dxa"/>
@@ -5916,6 +5825,7 @@
                 <w:bCs/>
                 <w:color w:val="000000" w:themeColor="text1"/>
               </w:rPr>
+              <w:lastRenderedPageBreak/>
               <w:t>Нейрон</w:t>
             </w:r>
           </w:p>
@@ -6062,12 +5972,6 @@
         </w:tc>
       </w:tr>
       <w:tr>
-        <w:tblPrEx>
-          <w:tblCellMar>
-            <w:top w:w="0" w:type="dxa"/>
-            <w:bottom w:w="0" w:type="dxa"/>
-          </w:tblCellMar>
-        </w:tblPrEx>
         <w:tc>
           <w:tcPr>
             <w:tcW w:w="1906" w:type="dxa"/>
@@ -6237,12 +6141,6 @@
         </w:tc>
       </w:tr>
       <w:tr>
-        <w:tblPrEx>
-          <w:tblCellMar>
-            <w:top w:w="0" w:type="dxa"/>
-            <w:bottom w:w="0" w:type="dxa"/>
-          </w:tblCellMar>
-        </w:tblPrEx>
         <w:tc>
           <w:tcPr>
             <w:tcW w:w="1906" w:type="dxa"/>
@@ -6407,12 +6305,6 @@
         </w:tc>
       </w:tr>
       <w:tr>
-        <w:tblPrEx>
-          <w:tblCellMar>
-            <w:top w:w="0" w:type="dxa"/>
-            <w:bottom w:w="0" w:type="dxa"/>
-          </w:tblCellMar>
-        </w:tblPrEx>
         <w:tc>
           <w:tcPr>
             <w:tcW w:w="1906" w:type="dxa"/>
@@ -6840,12 +6732,6 @@
         <w:gridCol w:w="2876"/>
       </w:tblGrid>
       <w:tr>
-        <w:tblPrEx>
-          <w:tblCellMar>
-            <w:top w:w="0" w:type="dxa"/>
-            <w:bottom w:w="0" w:type="dxa"/>
-          </w:tblCellMar>
-        </w:tblPrEx>
         <w:tc>
           <w:tcPr>
             <w:tcW w:w="1130" w:type="dxa"/>
@@ -7058,12 +6944,6 @@
         </w:tc>
       </w:tr>
       <w:tr>
-        <w:tblPrEx>
-          <w:tblCellMar>
-            <w:top w:w="0" w:type="dxa"/>
-            <w:bottom w:w="0" w:type="dxa"/>
-          </w:tblCellMar>
-        </w:tblPrEx>
         <w:tc>
           <w:tcPr>
             <w:tcW w:w="1130" w:type="dxa"/>
@@ -7264,12 +7144,6 @@
         </w:tc>
       </w:tr>
       <w:tr>
-        <w:tblPrEx>
-          <w:tblCellMar>
-            <w:top w:w="0" w:type="dxa"/>
-            <w:bottom w:w="0" w:type="dxa"/>
-          </w:tblCellMar>
-        </w:tblPrEx>
         <w:tc>
           <w:tcPr>
             <w:tcW w:w="1130" w:type="dxa"/>
@@ -7464,12 +7338,6 @@
         </w:tc>
       </w:tr>
       <w:tr>
-        <w:tblPrEx>
-          <w:tblCellMar>
-            <w:top w:w="0" w:type="dxa"/>
-            <w:bottom w:w="0" w:type="dxa"/>
-          </w:tblCellMar>
-        </w:tblPrEx>
         <w:tc>
           <w:tcPr>
             <w:tcW w:w="1130" w:type="dxa"/>
@@ -7670,12 +7538,6 @@
         </w:tc>
       </w:tr>
       <w:tr>
-        <w:tblPrEx>
-          <w:tblCellMar>
-            <w:top w:w="0" w:type="dxa"/>
-            <w:bottom w:w="0" w:type="dxa"/>
-          </w:tblCellMar>
-        </w:tblPrEx>
         <w:tc>
           <w:tcPr>
             <w:tcW w:w="1130" w:type="dxa"/>
@@ -7928,6 +7790,7 @@
           <w:sz w:val="24"/>
           <w:szCs w:val="24"/>
         </w:rPr>
+        <w:lastRenderedPageBreak/>
         <w:t>У просторі (y₁, y₂) задача стає лінійно роздільною: лише дві точки займають ненульові позиції, і пряма y₁ − y₂ = 0.5 їх коректно розділяє. Таблиця підтверджує: всі 4 комбінації правильно класифіковані вихідним нейроном N₃.</w:t>
       </w:r>
     </w:p>
@@ -7969,18 +7832,237 @@
     </w:p>
     <w:p>
       <w:pPr>
-        <w:spacing w:before="100" w:after="100"/>
+        <w:spacing w:before="280" w:after="120" w:line="360" w:lineRule="auto"/>
         <w:jc w:val="center"/>
         <w:rPr>
-          <w:color w:val="000000" w:themeColor="text1"/>
-        </w:rPr>
-      </w:pPr>
-      <w:r>
-        <w:rPr>
           <w:rFonts w:ascii="Courier New" w:eastAsia="Courier New" w:hAnsi="Courier New" w:cs="Courier New"/>
           <w:color w:val="000000" w:themeColor="text1"/>
         </w:rPr>
-        <w:t>https://github.com/qwerttt0745/-/tree/main/ЛР1</w:t>
+      </w:pPr>
+      <w:r>
+        <w:rPr>
+          <w:rFonts w:ascii="Courier New" w:eastAsia="Courier New" w:hAnsi="Courier New" w:cs="Courier New"/>
+          <w:color w:val="000000" w:themeColor="text1"/>
+          <w:lang w:val="en-US"/>
+        </w:rPr>
+        <w:t>https</w:t>
+      </w:r>
+      <w:r>
+        <w:rPr>
+          <w:rFonts w:ascii="Courier New" w:eastAsia="Courier New" w:hAnsi="Courier New" w:cs="Courier New"/>
+          <w:color w:val="000000" w:themeColor="text1"/>
+        </w:rPr>
+        <w:t>://</w:t>
+      </w:r>
+      <w:r>
+        <w:rPr>
+          <w:rFonts w:ascii="Courier New" w:eastAsia="Courier New" w:hAnsi="Courier New" w:cs="Courier New"/>
+          <w:color w:val="000000" w:themeColor="text1"/>
+          <w:lang w:val="en-US"/>
+        </w:rPr>
+        <w:t>github</w:t>
+      </w:r>
+      <w:r>
+        <w:rPr>
+          <w:rFonts w:ascii="Courier New" w:eastAsia="Courier New" w:hAnsi="Courier New" w:cs="Courier New"/>
+          <w:color w:val="000000" w:themeColor="text1"/>
+        </w:rPr>
+        <w:t>.</w:t>
+      </w:r>
+      <w:r>
+        <w:rPr>
+          <w:rFonts w:ascii="Courier New" w:eastAsia="Courier New" w:hAnsi="Courier New" w:cs="Courier New"/>
+          <w:color w:val="000000" w:themeColor="text1"/>
+          <w:lang w:val="en-US"/>
+        </w:rPr>
+        <w:t>com</w:t>
+      </w:r>
+      <w:r>
+        <w:rPr>
+          <w:rFonts w:ascii="Courier New" w:eastAsia="Courier New" w:hAnsi="Courier New" w:cs="Courier New"/>
+          <w:color w:val="000000" w:themeColor="text1"/>
+        </w:rPr>
+        <w:t>/</w:t>
+      </w:r>
+      <w:r>
+        <w:rPr>
+          <w:rFonts w:ascii="Courier New" w:eastAsia="Courier New" w:hAnsi="Courier New" w:cs="Courier New"/>
+          <w:color w:val="000000" w:themeColor="text1"/>
+          <w:lang w:val="en-US"/>
+        </w:rPr>
+        <w:t>qwerttt</w:t>
+      </w:r>
+      <w:r>
+        <w:rPr>
+          <w:rFonts w:ascii="Courier New" w:eastAsia="Courier New" w:hAnsi="Courier New" w:cs="Courier New"/>
+          <w:color w:val="000000" w:themeColor="text1"/>
+        </w:rPr>
+        <w:t>0745/</w:t>
+      </w:r>
+      <w:r>
+        <w:rPr>
+          <w:rFonts w:ascii="Courier New" w:eastAsia="Courier New" w:hAnsi="Courier New" w:cs="Courier New"/>
+          <w:color w:val="000000" w:themeColor="text1"/>
+          <w:lang w:val="en-US"/>
+        </w:rPr>
+        <w:t>Artificial</w:t>
+      </w:r>
+      <w:r>
+        <w:rPr>
+          <w:rFonts w:ascii="Courier New" w:eastAsia="Courier New" w:hAnsi="Courier New" w:cs="Courier New"/>
+          <w:color w:val="000000" w:themeColor="text1"/>
+        </w:rPr>
+        <w:t>_</w:t>
+      </w:r>
+      <w:r>
+        <w:rPr>
+          <w:rFonts w:ascii="Courier New" w:eastAsia="Courier New" w:hAnsi="Courier New" w:cs="Courier New"/>
+          <w:color w:val="000000" w:themeColor="text1"/>
+          <w:lang w:val="en-US"/>
+        </w:rPr>
+        <w:t>Intelligence</w:t>
+      </w:r>
+      <w:r>
+        <w:rPr>
+          <w:rFonts w:ascii="Courier New" w:eastAsia="Courier New" w:hAnsi="Courier New" w:cs="Courier New"/>
+          <w:color w:val="000000" w:themeColor="text1"/>
+        </w:rPr>
+        <w:t>_</w:t>
+      </w:r>
+      <w:r>
+        <w:rPr>
+          <w:rFonts w:ascii="Courier New" w:eastAsia="Courier New" w:hAnsi="Courier New" w:cs="Courier New"/>
+          <w:color w:val="000000" w:themeColor="text1"/>
+          <w:lang w:val="en-US"/>
+        </w:rPr>
+        <w:t>Systems</w:t>
+      </w:r>
+      <w:r>
+        <w:rPr>
+          <w:rFonts w:ascii="Courier New" w:eastAsia="Courier New" w:hAnsi="Courier New" w:cs="Courier New"/>
+          <w:color w:val="000000" w:themeColor="text1"/>
+        </w:rPr>
+        <w:t>_</w:t>
+      </w:r>
+      <w:r>
+        <w:rPr>
+          <w:rFonts w:ascii="Courier New" w:eastAsia="Courier New" w:hAnsi="Courier New" w:cs="Courier New"/>
+          <w:color w:val="000000" w:themeColor="text1"/>
+          <w:lang w:val="en-US"/>
+        </w:rPr>
+        <w:t>and</w:t>
+      </w:r>
+      <w:r>
+        <w:rPr>
+          <w:rFonts w:ascii="Courier New" w:eastAsia="Courier New" w:hAnsi="Courier New" w:cs="Courier New"/>
+          <w:color w:val="000000" w:themeColor="text1"/>
+        </w:rPr>
+        <w:t>_</w:t>
+      </w:r>
+      <w:r>
+        <w:rPr>
+          <w:rFonts w:ascii="Courier New" w:eastAsia="Courier New" w:hAnsi="Courier New" w:cs="Courier New"/>
+          <w:color w:val="000000" w:themeColor="text1"/>
+          <w:lang w:val="en-US"/>
+        </w:rPr>
+        <w:t>Methods</w:t>
+      </w:r>
+      <w:r>
+        <w:rPr>
+          <w:rFonts w:ascii="Courier New" w:eastAsia="Courier New" w:hAnsi="Courier New" w:cs="Courier New"/>
+          <w:color w:val="000000" w:themeColor="text1"/>
+        </w:rPr>
+        <w:t>/</w:t>
+      </w:r>
+      <w:r>
+        <w:rPr>
+          <w:rFonts w:ascii="Courier New" w:eastAsia="Courier New" w:hAnsi="Courier New" w:cs="Courier New"/>
+          <w:color w:val="000000" w:themeColor="text1"/>
+          <w:lang w:val="en-US"/>
+        </w:rPr>
+        <w:t>tree</w:t>
+      </w:r>
+      <w:r>
+        <w:rPr>
+          <w:rFonts w:ascii="Courier New" w:eastAsia="Courier New" w:hAnsi="Courier New" w:cs="Courier New"/>
+          <w:color w:val="000000" w:themeColor="text1"/>
+        </w:rPr>
+        <w:t>/</w:t>
+      </w:r>
+      <w:r>
+        <w:rPr>
+          <w:rFonts w:ascii="Courier New" w:eastAsia="Courier New" w:hAnsi="Courier New" w:cs="Courier New"/>
+          <w:color w:val="000000" w:themeColor="text1"/>
+          <w:lang w:val="en-US"/>
+        </w:rPr>
+        <w:t>main</w:t>
+      </w:r>
+      <w:r>
+        <w:rPr>
+          <w:rFonts w:ascii="Courier New" w:eastAsia="Courier New" w:hAnsi="Courier New" w:cs="Courier New"/>
+          <w:color w:val="000000" w:themeColor="text1"/>
+        </w:rPr>
+        <w:t>/%</w:t>
+      </w:r>
+      <w:r>
+        <w:rPr>
+          <w:rFonts w:ascii="Courier New" w:eastAsia="Courier New" w:hAnsi="Courier New" w:cs="Courier New"/>
+          <w:color w:val="000000" w:themeColor="text1"/>
+          <w:lang w:val="en-US"/>
+        </w:rPr>
+        <w:t>D</w:t>
+      </w:r>
+      <w:r>
+        <w:rPr>
+          <w:rFonts w:ascii="Courier New" w:eastAsia="Courier New" w:hAnsi="Courier New" w:cs="Courier New"/>
+          <w:color w:val="000000" w:themeColor="text1"/>
+        </w:rPr>
+        <w:t>0%9</w:t>
+      </w:r>
+      <w:r>
+        <w:rPr>
+          <w:rFonts w:ascii="Courier New" w:eastAsia="Courier New" w:hAnsi="Courier New" w:cs="Courier New"/>
+          <w:color w:val="000000" w:themeColor="text1"/>
+          <w:lang w:val="en-US"/>
+        </w:rPr>
+        <w:t>B</w:t>
+      </w:r>
+      <w:r>
+        <w:rPr>
+          <w:rFonts w:ascii="Courier New" w:eastAsia="Courier New" w:hAnsi="Courier New" w:cs="Courier New"/>
+          <w:color w:val="000000" w:themeColor="text1"/>
+        </w:rPr>
+        <w:t>%</w:t>
+      </w:r>
+      <w:r>
+        <w:rPr>
+          <w:rFonts w:ascii="Courier New" w:eastAsia="Courier New" w:hAnsi="Courier New" w:cs="Courier New"/>
+          <w:color w:val="000000" w:themeColor="text1"/>
+          <w:lang w:val="en-US"/>
+        </w:rPr>
+        <w:t>D</w:t>
+      </w:r>
+      <w:r>
+        <w:rPr>
+          <w:rFonts w:ascii="Courier New" w:eastAsia="Courier New" w:hAnsi="Courier New" w:cs="Courier New"/>
+          <w:color w:val="000000" w:themeColor="text1"/>
+        </w:rPr>
+        <w:t>0%</w:t>
+      </w:r>
+      <w:r>
+        <w:rPr>
+          <w:rFonts w:ascii="Courier New" w:eastAsia="Courier New" w:hAnsi="Courier New" w:cs="Courier New"/>
+          <w:color w:val="000000" w:themeColor="text1"/>
+          <w:lang w:val="en-US"/>
+        </w:rPr>
+        <w:t>A</w:t>
+      </w:r>
+      <w:r>
+        <w:rPr>
+          <w:rFonts w:ascii="Courier New" w:eastAsia="Courier New" w:hAnsi="Courier New" w:cs="Courier New"/>
+          <w:color w:val="000000" w:themeColor="text1"/>
+        </w:rPr>
+        <w:t>01</w:t>
       </w:r>
     </w:p>
     <w:p>
@@ -7998,7 +8080,6 @@
           <w:sz w:val="28"/>
           <w:szCs w:val="28"/>
         </w:rPr>
-        <w:lastRenderedPageBreak/>
         <w:t>4. Висновки</w:t>
       </w:r>
     </w:p>
@@ -8153,6 +8234,7 @@
           <w:sz w:val="24"/>
           <w:szCs w:val="24"/>
         </w:rPr>
+        <w:lastRenderedPageBreak/>
         <w:t xml:space="preserve">4. </w:t>
       </w:r>
       <w:r>
@@ -8257,11 +8339,9 @@
       </w:pPr>
       <w:r>
         <w:rPr>
-          <w:i/>
-          <w:iCs/>
-          <w:color w:val="000000" w:themeColor="text1"/>
-        </w:rPr>
-        <w:t>Посилання на репозиторій GitHub: https://github.com/qwerttt0745/-/tree/main/ЛР1</w:t>
+          <w:color w:val="000000" w:themeColor="text1"/>
+        </w:rPr>
+        <w:t>https://github.com/qwerttt0745/Artificial_Intelligence_Systems_and_Methods/tree/main/%D0%9B%D0%A01</w:t>
       </w:r>
     </w:p>
     <w:sectPr>
@@ -8974,6 +9054,7 @@
   <w:style w:type="character" w:default="1" w:styleId="a0">
     <w:name w:val="Default Paragraph Font"/>
     <w:uiPriority w:val="1"/>
+    <w:semiHidden/>
     <w:unhideWhenUsed/>
   </w:style>
   <w:style w:type="table" w:default="1" w:styleId="a1">
@@ -9090,6 +9171,18 @@
       <w:sz w:val="21"/>
       <w:szCs w:val="21"/>
       <w:lang w:eastAsia="en-GB"/>
+    </w:rPr>
+  </w:style>
+  <w:style w:type="character" w:styleId="ac">
+    <w:name w:val="Unresolved Mention"/>
+    <w:basedOn w:val="a0"/>
+    <w:uiPriority w:val="99"/>
+    <w:semiHidden/>
+    <w:unhideWhenUsed/>
+    <w:rsid w:val="004F7083"/>
+    <w:rPr>
+      <w:color w:val="605E5C"/>
+      <w:shd w:val="clear" w:color="auto" w:fill="E1DFDD"/>
     </w:rPr>
   </w:style>
 </w:styles>
